--- a/EXPORTS/DOCX/published/niveau3/Dutch/JustinusNassau.docx
+++ b/EXPORTS/DOCX/published/niveau3/Dutch/JustinusNassau.docx
@@ -338,7 +338,7 @@
           <w:sz w:val="24"/>
           <w:u w:val="single"/>
         </w:rPr>
-        <w:hyperlink r:id="rId9" w:history="1">
+        <w:hyperlink r:id="rId10" w:history="1">
           <w:r>
             <w:rPr>
               <w:rStyle w:val="Hyperlink"/>
@@ -356,7 +356,7 @@
           <w:sz w:val="24"/>
           <w:u w:val="single"/>
         </w:rPr>
-        <w:hyperlink r:id="rId9" w:history="1">
+        <w:hyperlink r:id="rId10" w:history="1">
           <w:r>
             <w:rPr>
               <w:rStyle w:val="Hyperlink"/>
@@ -492,7 +492,7 @@
           <w:sz w:val="24"/>
           <w:u w:val="single"/>
         </w:rPr>
-        <w:hyperlink r:id="rId11" w:history="1">
+        <w:hyperlink r:id="rId10" w:history="1">
           <w:r>
             <w:rPr>
               <w:rStyle w:val="Hyperlink"/>
@@ -546,7 +546,7 @@
           <w:sz w:val="24"/>
           <w:u w:val="single"/>
         </w:rPr>
-        <w:hyperlink r:id="rId11" w:history="1">
+        <w:hyperlink r:id="rId10" w:history="1">
           <w:r>
             <w:rPr>
               <w:rStyle w:val="Hyperlink"/>
@@ -668,15 +668,9 @@
           <w:i w:val="0"/>
           <w:color w:val="0000FF"/>
           <w:sz w:val="24"/>
-        </w:rPr>
-        <w:hyperlink r:id="rId12" w:history="1">
-          <w:r>
-            <w:rPr>
-              <w:rStyle w:val="Hyperlink"/>
-            </w:rPr>
-            <w:t>c</w:t>
-          </w:r>
-        </w:hyperlink>
+          <w:u w:val="single"/>
+        </w:rPr>
+        <w:t>c</w:t>
       </w:r>
       <w:r>
         <w:rPr>
@@ -1012,7 +1006,25 @@
           <w:color w:val="000000"/>
           <w:sz w:val="24"/>
         </w:rPr>
-        <w:t>aan 'personen onder de lezers van deze regelen, die een verzameling in particulier b</w:t>
+        <w:t>aan 'personen onder de lezers van deze regelen, die een verzameling in pa</w:t>
+      </w:r>
+      <w:r>
+        <w:rPr>
+          <w:u w:val="single" w:color="0000ff"/>
+          <w:rFonts w:ascii="Charis SIL Regular" w:hAnsi="Charis SIL Regular" w:eastAsia="Charis SIL Regular"/>
+          <w:b w:val="0"/>
+          <w:i w:val="0"/>
+          <w:color w:val="000000"/>
+          <w:sz w:val="24"/>
+        </w:rPr>
+        <w:hyperlink r:id="rId14" w:history="1">
+          <w:r>
+            <w:rPr>
+              <w:rStyle w:val="Hyperlink"/>
+            </w:rPr>
+            <w:t>rticulier b</w:t>
+          </w:r>
+        </w:hyperlink>
       </w:r>
       <w:r>
         <w:rPr>
@@ -3475,7 +3487,7 @@
           <w:sz w:val="24"/>
           <w:u w:val="single"/>
         </w:rPr>
-        <w:hyperlink r:id="rId21" w:history="1">
+        <w:hyperlink r:id="rId22" w:history="1">
           <w:r>
             <w:rPr>
               <w:rStyle w:val="Hyperlink"/>
@@ -3493,7 +3505,7 @@
           <w:sz w:val="24"/>
           <w:u w:val="single"/>
         </w:rPr>
-        <w:hyperlink r:id="rId21" w:history="1">
+        <w:hyperlink r:id="rId22" w:history="1">
           <w:r>
             <w:rPr>
               <w:rStyle w:val="Hyperlink"/>
@@ -3504,6 +3516,7 @@
       </w:r>
       <w:r>
         <w:rPr>
+          <w:u w:val="single" w:color="0000ff"/>
           <w:rFonts w:ascii="Charis SIL Regular" w:hAnsi="Charis SIL Regular" w:eastAsia="Charis SIL Regular"/>
           <w:b w:val="0"/>
           <w:i w:val="0"/>
@@ -3568,7 +3581,7 @@
           <w:sz w:val="24"/>
           <w:u w:val="single"/>
         </w:rPr>
-        <w:hyperlink r:id="rId23" w:history="1">
+        <w:hyperlink r:id="rId21" w:history="1">
           <w:r>
             <w:rPr>
               <w:rStyle w:val="Hyperlink"/>
@@ -3799,7 +3812,7 @@
           <w:sz w:val="24"/>
           <w:u w:val="single"/>
         </w:rPr>
-        <w:hyperlink r:id="rId24" w:history="1">
+        <w:hyperlink r:id="rId25" w:history="1">
           <w:r>
             <w:rPr>
               <w:rStyle w:val="Hyperlink"/>
@@ -3817,7 +3830,7 @@
           <w:sz w:val="24"/>
           <w:u w:val="single"/>
         </w:rPr>
-        <w:hyperlink r:id="rId24" w:history="1">
+        <w:hyperlink r:id="rId25" w:history="1">
           <w:r>
             <w:rPr>
               <w:rStyle w:val="Hyperlink"/>
@@ -4228,7 +4241,14 @@
           <w:sz w:val="24"/>
           <w:u w:val="single"/>
         </w:rPr>
-        <w:t>w</w:t>
+        <w:hyperlink r:id="rId26" w:history="1">
+          <w:r>
+            <w:rPr>
+              <w:rStyle w:val="Hyperlink"/>
+            </w:rPr>
+            <w:t>w</w:t>
+          </w:r>
+        </w:hyperlink>
       </w:r>
       <w:r>
         <w:rPr>

--- a/EXPORTS/DOCX/published/niveau3/Dutch/JustinusNassau.docx
+++ b/EXPORTS/DOCX/published/niveau3/Dutch/JustinusNassau.docx
@@ -309,7 +309,7 @@
           <w:sz w:val="24"/>
           <w:u w:val="single"/>
         </w:rPr>
-        <w:hyperlink r:id="rId9" w:history="1">
+        <w:hyperlink r:id="rId10" w:history="1">
           <w:r>
             <w:rPr>
               <w:rStyle w:val="Hyperlink"/>
@@ -356,7 +356,7 @@
           <w:sz w:val="24"/>
           <w:u w:val="single"/>
         </w:rPr>
-        <w:hyperlink r:id="rId10" w:history="1">
+        <w:hyperlink r:id="rId9" w:history="1">
           <w:r>
             <w:rPr>
               <w:rStyle w:val="Hyperlink"/>
@@ -374,7 +374,7 @@
           <w:sz w:val="24"/>
           <w:u w:val="single"/>
         </w:rPr>
-        <w:hyperlink r:id="rId10" w:history="1">
+        <w:hyperlink r:id="rId9" w:history="1">
           <w:r>
             <w:rPr>
               <w:rStyle w:val="Hyperlink"/>
@@ -668,9 +668,15 @@
           <w:i w:val="0"/>
           <w:color w:val="0000FF"/>
           <w:sz w:val="24"/>
-          <w:u w:val="single"/>
-        </w:rPr>
-        <w:t>c</w:t>
+        </w:rPr>
+        <w:hyperlink r:id="rId12" w:history="1">
+          <w:r>
+            <w:rPr>
+              <w:rStyle w:val="Hyperlink"/>
+            </w:rPr>
+            <w:t>c</w:t>
+          </w:r>
+        </w:hyperlink>
       </w:r>
       <w:r>
         <w:rPr>
@@ -1186,14 +1192,7 @@
           <w:color w:val="000000"/>
           <w:sz w:val="24"/>
         </w:rPr>
-        <w:hyperlink r:id="rId15" w:history="1">
-          <w:r>
-            <w:rPr>
-              <w:rStyle w:val="Hyperlink"/>
-            </w:rPr>
-            <w:t>da</w:t>
-          </w:r>
-        </w:hyperlink>
+        <w:t>da</w:t>
       </w:r>
       <w:r>
         <w:rPr>
@@ -3487,7 +3486,7 @@
           <w:sz w:val="24"/>
           <w:u w:val="single"/>
         </w:rPr>
-        <w:hyperlink r:id="rId22" w:history="1">
+        <w:hyperlink r:id="rId21" w:history="1">
           <w:r>
             <w:rPr>
               <w:rStyle w:val="Hyperlink"/>
@@ -3505,7 +3504,7 @@
           <w:sz w:val="24"/>
           <w:u w:val="single"/>
         </w:rPr>
-        <w:hyperlink r:id="rId22" w:history="1">
+        <w:hyperlink r:id="rId21" w:history="1">
           <w:r>
             <w:rPr>
               <w:rStyle w:val="Hyperlink"/>
@@ -3516,7 +3515,6 @@
       </w:r>
       <w:r>
         <w:rPr>
-          <w:u w:val="single" w:color="0000ff"/>
           <w:rFonts w:ascii="Charis SIL Regular" w:hAnsi="Charis SIL Regular" w:eastAsia="Charis SIL Regular"/>
           <w:b w:val="0"/>
           <w:i w:val="0"/>
@@ -3534,7 +3532,7 @@
           <w:sz w:val="24"/>
           <w:u w:val="single"/>
         </w:rPr>
-        <w:hyperlink r:id="rId23" w:history="1">
+        <w:hyperlink r:id="rId21" w:history="1">
           <w:r>
             <w:rPr>
               <w:rStyle w:val="Hyperlink"/>
@@ -3563,7 +3561,7 @@
           <w:sz w:val="24"/>
           <w:u w:val="single"/>
         </w:rPr>
-        <w:hyperlink r:id="rId23" w:history="1">
+        <w:hyperlink r:id="rId21" w:history="1">
           <w:r>
             <w:rPr>
               <w:rStyle w:val="Hyperlink"/>
@@ -3712,7 +3710,7 @@
           <w:sz w:val="24"/>
           <w:u w:val="single"/>
         </w:rPr>
-        <w:hyperlink r:id="rId24" w:history="1">
+        <w:hyperlink r:id="rId23" w:history="1">
           <w:r>
             <w:rPr>
               <w:rStyle w:val="Hyperlink"/>
@@ -3730,7 +3728,7 @@
           <w:sz w:val="24"/>
           <w:u w:val="single"/>
         </w:rPr>
-        <w:hyperlink r:id="rId24" w:history="1">
+        <w:hyperlink r:id="rId23" w:history="1">
           <w:r>
             <w:rPr>
               <w:rStyle w:val="Hyperlink"/>
@@ -3748,7 +3746,7 @@
           <w:sz w:val="24"/>
           <w:u w:val="single"/>
         </w:rPr>
-        <w:hyperlink r:id="rId24" w:history="1">
+        <w:hyperlink r:id="rId23" w:history="1">
           <w:r>
             <w:rPr>
               <w:rStyle w:val="Hyperlink"/>
@@ -3766,7 +3764,7 @@
           <w:sz w:val="24"/>
           <w:u w:val="single"/>
         </w:rPr>
-        <w:hyperlink r:id="rId24" w:history="1">
+        <w:hyperlink r:id="rId23" w:history="1">
           <w:r>
             <w:rPr>
               <w:rStyle w:val="Hyperlink"/>
@@ -3794,7 +3792,7 @@
           <w:sz w:val="24"/>
           <w:u w:val="single"/>
         </w:rPr>
-        <w:hyperlink r:id="rId25" w:history="1">
+        <w:hyperlink r:id="rId24" w:history="1">
           <w:r>
             <w:rPr>
               <w:rStyle w:val="Hyperlink"/>
@@ -3812,7 +3810,7 @@
           <w:sz w:val="24"/>
           <w:u w:val="single"/>
         </w:rPr>
-        <w:hyperlink r:id="rId25" w:history="1">
+        <w:hyperlink r:id="rId23" w:history="1">
           <w:r>
             <w:rPr>
               <w:rStyle w:val="Hyperlink"/>
@@ -3830,7 +3828,7 @@
           <w:sz w:val="24"/>
           <w:u w:val="single"/>
         </w:rPr>
-        <w:hyperlink r:id="rId25" w:history="1">
+        <w:hyperlink r:id="rId23" w:history="1">
           <w:r>
             <w:rPr>
               <w:rStyle w:val="Hyperlink"/>
@@ -3971,7 +3969,7 @@
           <w:sz w:val="24"/>
           <w:u w:val="single"/>
         </w:rPr>
-        <w:hyperlink r:id="rId26" w:history="1">
+        <w:hyperlink r:id="rId25" w:history="1">
           <w:r>
             <w:rPr>
               <w:rStyle w:val="Hyperlink"/>
@@ -3989,7 +3987,7 @@
           <w:sz w:val="24"/>
           <w:u w:val="single"/>
         </w:rPr>
-        <w:hyperlink r:id="rId26" w:history="1">
+        <w:hyperlink r:id="rId25" w:history="1">
           <w:r>
             <w:rPr>
               <w:rStyle w:val="Hyperlink"/>
@@ -4007,7 +4005,7 @@
           <w:sz w:val="24"/>
           <w:u w:val="single"/>
         </w:rPr>
-        <w:hyperlink r:id="rId26" w:history="1">
+        <w:hyperlink r:id="rId25" w:history="1">
           <w:r>
             <w:rPr>
               <w:rStyle w:val="Hyperlink"/>
@@ -4025,7 +4023,7 @@
           <w:sz w:val="24"/>
           <w:u w:val="single"/>
         </w:rPr>
-        <w:hyperlink r:id="rId26" w:history="1">
+        <w:hyperlink r:id="rId25" w:history="1">
           <w:r>
             <w:rPr>
               <w:rStyle w:val="Hyperlink"/>
@@ -4043,7 +4041,7 @@
           <w:sz w:val="24"/>
           <w:u w:val="single"/>
         </w:rPr>
-        <w:hyperlink r:id="rId26" w:history="1">
+        <w:hyperlink r:id="rId25" w:history="1">
           <w:r>
             <w:rPr>
               <w:rStyle w:val="Hyperlink"/>
@@ -4061,7 +4059,7 @@
           <w:sz w:val="24"/>
           <w:u w:val="single"/>
         </w:rPr>
-        <w:hyperlink r:id="rId26" w:history="1">
+        <w:hyperlink r:id="rId25" w:history="1">
           <w:r>
             <w:rPr>
               <w:rStyle w:val="Hyperlink"/>
@@ -4079,7 +4077,7 @@
           <w:sz w:val="24"/>
           <w:u w:val="single"/>
         </w:rPr>
-        <w:hyperlink r:id="rId26" w:history="1">
+        <w:hyperlink r:id="rId25" w:history="1">
           <w:r>
             <w:rPr>
               <w:rStyle w:val="Hyperlink"/>
@@ -4097,7 +4095,7 @@
           <w:sz w:val="24"/>
           <w:u w:val="single"/>
         </w:rPr>
-        <w:hyperlink r:id="rId26" w:history="1">
+        <w:hyperlink r:id="rId25" w:history="1">
           <w:r>
             <w:rPr>
               <w:rStyle w:val="Hyperlink"/>
@@ -4115,7 +4113,7 @@
           <w:sz w:val="24"/>
           <w:u w:val="single"/>
         </w:rPr>
-        <w:hyperlink r:id="rId26" w:history="1">
+        <w:hyperlink r:id="rId25" w:history="1">
           <w:r>
             <w:rPr>
               <w:rStyle w:val="Hyperlink"/>
@@ -4133,7 +4131,7 @@
           <w:sz w:val="24"/>
           <w:u w:val="single"/>
         </w:rPr>
-        <w:hyperlink r:id="rId26" w:history="1">
+        <w:hyperlink r:id="rId25" w:history="1">
           <w:r>
             <w:rPr>
               <w:rStyle w:val="Hyperlink"/>
@@ -4151,7 +4149,7 @@
           <w:sz w:val="24"/>
           <w:u w:val="single"/>
         </w:rPr>
-        <w:hyperlink r:id="rId26" w:history="1">
+        <w:hyperlink r:id="rId25" w:history="1">
           <w:r>
             <w:rPr>
               <w:rStyle w:val="Hyperlink"/>
@@ -4169,7 +4167,7 @@
           <w:sz w:val="24"/>
           <w:u w:val="single"/>
         </w:rPr>
-        <w:hyperlink r:id="rId26" w:history="1">
+        <w:hyperlink r:id="rId25" w:history="1">
           <w:r>
             <w:rPr>
               <w:rStyle w:val="Hyperlink"/>
@@ -4187,7 +4185,7 @@
           <w:sz w:val="24"/>
           <w:u w:val="single"/>
         </w:rPr>
-        <w:hyperlink r:id="rId26" w:history="1">
+        <w:hyperlink r:id="rId25" w:history="1">
           <w:r>
             <w:rPr>
               <w:rStyle w:val="Hyperlink"/>
@@ -4205,7 +4203,7 @@
           <w:sz w:val="24"/>
           <w:u w:val="single"/>
         </w:rPr>
-        <w:hyperlink r:id="rId26" w:history="1">
+        <w:hyperlink r:id="rId25" w:history="1">
           <w:r>
             <w:rPr>
               <w:rStyle w:val="Hyperlink"/>
@@ -4223,7 +4221,7 @@
           <w:sz w:val="24"/>
           <w:u w:val="single"/>
         </w:rPr>
-        <w:hyperlink r:id="rId26" w:history="1">
+        <w:hyperlink r:id="rId25" w:history="1">
           <w:r>
             <w:rPr>
               <w:rStyle w:val="Hyperlink"/>
@@ -4241,7 +4239,7 @@
           <w:sz w:val="24"/>
           <w:u w:val="single"/>
         </w:rPr>
-        <w:hyperlink r:id="rId26" w:history="1">
+        <w:hyperlink r:id="rId25" w:history="1">
           <w:r>
             <w:rPr>
               <w:rStyle w:val="Hyperlink"/>
@@ -4259,7 +4257,7 @@
           <w:sz w:val="24"/>
           <w:u w:val="single"/>
         </w:rPr>
-        <w:hyperlink r:id="rId26" w:history="1">
+        <w:hyperlink r:id="rId25" w:history="1">
           <w:r>
             <w:rPr>
               <w:rStyle w:val="Hyperlink"/>
@@ -4277,7 +4275,7 @@
           <w:sz w:val="24"/>
           <w:u w:val="single"/>
         </w:rPr>
-        <w:hyperlink r:id="rId26" w:history="1">
+        <w:hyperlink r:id="rId25" w:history="1">
           <w:r>
             <w:rPr>
               <w:rStyle w:val="Hyperlink"/>
@@ -4434,7 +4432,7 @@
           <w:sz w:val="24"/>
           <w:u w:val="single"/>
         </w:rPr>
-        <w:hyperlink r:id="rId27" w:history="1">
+        <w:hyperlink r:id="rId26" w:history="1">
           <w:r>
             <w:rPr>
               <w:rStyle w:val="Hyperlink"/>
@@ -4452,7 +4450,7 @@
           <w:sz w:val="24"/>
           <w:u w:val="single"/>
         </w:rPr>
-        <w:hyperlink r:id="rId27" w:history="1">
+        <w:hyperlink r:id="rId26" w:history="1">
           <w:r>
             <w:rPr>
               <w:rStyle w:val="Hyperlink"/>
@@ -4470,7 +4468,7 @@
           <w:sz w:val="24"/>
           <w:u w:val="single"/>
         </w:rPr>
-        <w:hyperlink r:id="rId27" w:history="1">
+        <w:hyperlink r:id="rId26" w:history="1">
           <w:r>
             <w:rPr>
               <w:rStyle w:val="Hyperlink"/>
@@ -4488,7 +4486,7 @@
           <w:sz w:val="24"/>
           <w:u w:val="single"/>
         </w:rPr>
-        <w:hyperlink r:id="rId27" w:history="1">
+        <w:hyperlink r:id="rId26" w:history="1">
           <w:r>
             <w:rPr>
               <w:rStyle w:val="Hyperlink"/>
@@ -4506,7 +4504,7 @@
           <w:sz w:val="24"/>
           <w:u w:val="single"/>
         </w:rPr>
-        <w:hyperlink r:id="rId27" w:history="1">
+        <w:hyperlink r:id="rId26" w:history="1">
           <w:r>
             <w:rPr>
               <w:rStyle w:val="Hyperlink"/>
@@ -4524,7 +4522,7 @@
           <w:sz w:val="24"/>
           <w:u w:val="single"/>
         </w:rPr>
-        <w:hyperlink r:id="rId27" w:history="1">
+        <w:hyperlink r:id="rId26" w:history="1">
           <w:r>
             <w:rPr>
               <w:rStyle w:val="Hyperlink"/>
@@ -4542,7 +4540,7 @@
           <w:sz w:val="24"/>
           <w:u w:val="single"/>
         </w:rPr>
-        <w:hyperlink r:id="rId27" w:history="1">
+        <w:hyperlink r:id="rId26" w:history="1">
           <w:r>
             <w:rPr>
               <w:rStyle w:val="Hyperlink"/>
@@ -4560,7 +4558,7 @@
           <w:sz w:val="24"/>
           <w:u w:val="single"/>
         </w:rPr>
-        <w:hyperlink r:id="rId27" w:history="1">
+        <w:hyperlink r:id="rId26" w:history="1">
           <w:r>
             <w:rPr>
               <w:rStyle w:val="Hyperlink"/>
@@ -4578,7 +4576,7 @@
           <w:sz w:val="24"/>
           <w:u w:val="single"/>
         </w:rPr>
-        <w:hyperlink r:id="rId27" w:history="1">
+        <w:hyperlink r:id="rId26" w:history="1">
           <w:r>
             <w:rPr>
               <w:rStyle w:val="Hyperlink"/>
@@ -4596,7 +4594,7 @@
           <w:sz w:val="24"/>
           <w:u w:val="single"/>
         </w:rPr>
-        <w:hyperlink r:id="rId27" w:history="1">
+        <w:hyperlink r:id="rId26" w:history="1">
           <w:r>
             <w:rPr>
               <w:rStyle w:val="Hyperlink"/>
@@ -4614,7 +4612,7 @@
           <w:sz w:val="24"/>
           <w:u w:val="single"/>
         </w:rPr>
-        <w:hyperlink r:id="rId27" w:history="1">
+        <w:hyperlink r:id="rId26" w:history="1">
           <w:r>
             <w:rPr>
               <w:rStyle w:val="Hyperlink"/>
@@ -4632,7 +4630,7 @@
           <w:sz w:val="24"/>
           <w:u w:val="single"/>
         </w:rPr>
-        <w:hyperlink r:id="rId27" w:history="1">
+        <w:hyperlink r:id="rId26" w:history="1">
           <w:r>
             <w:rPr>
               <w:rStyle w:val="Hyperlink"/>
@@ -4650,7 +4648,7 @@
           <w:sz w:val="24"/>
           <w:u w:val="single"/>
         </w:rPr>
-        <w:hyperlink r:id="rId27" w:history="1">
+        <w:hyperlink r:id="rId26" w:history="1">
           <w:r>
             <w:rPr>
               <w:rStyle w:val="Hyperlink"/>
@@ -4668,7 +4666,7 @@
           <w:sz w:val="24"/>
           <w:u w:val="single"/>
         </w:rPr>
-        <w:hyperlink r:id="rId27" w:history="1">
+        <w:hyperlink r:id="rId26" w:history="1">
           <w:r>
             <w:rPr>
               <w:rStyle w:val="Hyperlink"/>
@@ -4686,7 +4684,7 @@
           <w:sz w:val="24"/>
           <w:u w:val="single"/>
         </w:rPr>
-        <w:hyperlink r:id="rId27" w:history="1">
+        <w:hyperlink r:id="rId26" w:history="1">
           <w:r>
             <w:rPr>
               <w:rStyle w:val="Hyperlink"/>
@@ -4834,7 +4832,7 @@
           <w:sz w:val="24"/>
           <w:u w:val="single"/>
         </w:rPr>
-        <w:hyperlink r:id="rId28" w:history="1">
+        <w:hyperlink r:id="rId27" w:history="1">
           <w:r>
             <w:rPr>
               <w:rStyle w:val="Hyperlink"/>
@@ -4852,7 +4850,7 @@
           <w:sz w:val="24"/>
           <w:u w:val="single"/>
         </w:rPr>
-        <w:hyperlink r:id="rId28" w:history="1">
+        <w:hyperlink r:id="rId27" w:history="1">
           <w:r>
             <w:rPr>
               <w:rStyle w:val="Hyperlink"/>
@@ -4870,7 +4868,7 @@
           <w:sz w:val="24"/>
           <w:u w:val="single"/>
         </w:rPr>
-        <w:hyperlink r:id="rId28" w:history="1">
+        <w:hyperlink r:id="rId27" w:history="1">
           <w:r>
             <w:rPr>
               <w:rStyle w:val="Hyperlink"/>
@@ -4888,7 +4886,7 @@
           <w:sz w:val="24"/>
           <w:u w:val="single"/>
         </w:rPr>
-        <w:hyperlink r:id="rId28" w:history="1">
+        <w:hyperlink r:id="rId27" w:history="1">
           <w:r>
             <w:rPr>
               <w:rStyle w:val="Hyperlink"/>
@@ -4906,7 +4904,7 @@
           <w:sz w:val="24"/>
           <w:u w:val="single"/>
         </w:rPr>
-        <w:hyperlink r:id="rId28" w:history="1">
+        <w:hyperlink r:id="rId27" w:history="1">
           <w:r>
             <w:rPr>
               <w:rStyle w:val="Hyperlink"/>
@@ -4927,7 +4925,7 @@
           <w:sz w:val="24"/>
           <w:u w:val="single"/>
         </w:rPr>
-        <w:hyperlink r:id="rId28" w:history="1">
+        <w:hyperlink r:id="rId27" w:history="1">
           <w:r>
             <w:rPr>
               <w:rStyle w:val="Hyperlink"/>
@@ -4945,7 +4943,7 @@
           <w:sz w:val="24"/>
           <w:u w:val="single"/>
         </w:rPr>
-        <w:hyperlink r:id="rId28" w:history="1">
+        <w:hyperlink r:id="rId27" w:history="1">
           <w:r>
             <w:rPr>
               <w:rStyle w:val="Hyperlink"/>
@@ -4963,7 +4961,7 @@
           <w:sz w:val="24"/>
           <w:u w:val="single"/>
         </w:rPr>
-        <w:hyperlink r:id="rId28" w:history="1">
+        <w:hyperlink r:id="rId27" w:history="1">
           <w:r>
             <w:rPr>
               <w:rStyle w:val="Hyperlink"/>
@@ -4981,7 +4979,7 @@
           <w:sz w:val="24"/>
           <w:u w:val="single"/>
         </w:rPr>
-        <w:hyperlink r:id="rId28" w:history="1">
+        <w:hyperlink r:id="rId27" w:history="1">
           <w:r>
             <w:rPr>
               <w:rStyle w:val="Hyperlink"/>
@@ -4999,7 +4997,7 @@
           <w:sz w:val="24"/>
           <w:u w:val="single"/>
         </w:rPr>
-        <w:hyperlink r:id="rId28" w:history="1">
+        <w:hyperlink r:id="rId27" w:history="1">
           <w:r>
             <w:rPr>
               <w:rStyle w:val="Hyperlink"/>
@@ -5150,7 +5148,7 @@
           <w:sz w:val="24"/>
           <w:u w:val="single"/>
         </w:rPr>
-        <w:hyperlink r:id="rId29" w:history="1">
+        <w:hyperlink r:id="rId28" w:history="1">
           <w:r>
             <w:rPr>
               <w:rStyle w:val="Hyperlink"/>
@@ -5168,7 +5166,7 @@
           <w:sz w:val="24"/>
           <w:u w:val="single"/>
         </w:rPr>
-        <w:hyperlink r:id="rId29" w:history="1">
+        <w:hyperlink r:id="rId28" w:history="1">
           <w:r>
             <w:rPr>
               <w:rStyle w:val="Hyperlink"/>
@@ -5186,7 +5184,7 @@
           <w:sz w:val="24"/>
           <w:u w:val="single"/>
         </w:rPr>
-        <w:hyperlink r:id="rId29" w:history="1">
+        <w:hyperlink r:id="rId28" w:history="1">
           <w:r>
             <w:rPr>
               <w:rStyle w:val="Hyperlink"/>
@@ -5204,7 +5202,7 @@
           <w:sz w:val="24"/>
           <w:u w:val="single"/>
         </w:rPr>
-        <w:hyperlink r:id="rId29" w:history="1">
+        <w:hyperlink r:id="rId28" w:history="1">
           <w:r>
             <w:rPr>
               <w:rStyle w:val="Hyperlink"/>
@@ -5222,7 +5220,7 @@
           <w:sz w:val="24"/>
           <w:u w:val="single"/>
         </w:rPr>
-        <w:hyperlink r:id="rId29" w:history="1">
+        <w:hyperlink r:id="rId28" w:history="1">
           <w:r>
             <w:rPr>
               <w:rStyle w:val="Hyperlink"/>
@@ -5240,7 +5238,7 @@
           <w:sz w:val="24"/>
           <w:u w:val="single"/>
         </w:rPr>
-        <w:hyperlink r:id="rId29" w:history="1">
+        <w:hyperlink r:id="rId28" w:history="1">
           <w:r>
             <w:rPr>
               <w:rStyle w:val="Hyperlink"/>
@@ -5258,7 +5256,7 @@
           <w:sz w:val="24"/>
           <w:u w:val="single"/>
         </w:rPr>
-        <w:hyperlink r:id="rId29" w:history="1">
+        <w:hyperlink r:id="rId28" w:history="1">
           <w:r>
             <w:rPr>
               <w:rStyle w:val="Hyperlink"/>
@@ -5276,7 +5274,7 @@
           <w:sz w:val="24"/>
           <w:u w:val="single"/>
         </w:rPr>
-        <w:hyperlink r:id="rId29" w:history="1">
+        <w:hyperlink r:id="rId28" w:history="1">
           <w:r>
             <w:rPr>
               <w:rStyle w:val="Hyperlink"/>
@@ -5294,7 +5292,7 @@
           <w:sz w:val="24"/>
           <w:u w:val="single"/>
         </w:rPr>
-        <w:hyperlink r:id="rId29" w:history="1">
+        <w:hyperlink r:id="rId28" w:history="1">
           <w:r>
             <w:rPr>
               <w:rStyle w:val="Hyperlink"/>
